--- a/extrakty/doc/TC278WG7/extract_17267_(2009).docx
+++ b/extrakty/doc/TC278WG7/extract_17267_(2009).docx
@@ -395,7 +395,7 @@
         <w:rPr>
           <w:lang w:val="en-US"/>
         </w:rPr>
-        <w:t xml:space="preserve"> Geografické datové souboyy (GDF).</w:t>
+        <w:t xml:space="preserve"> Geografické datové soubory (GDF).</w:t>
       </w:r>
     </w:p>
     <w:p>
@@ -4543,7 +4543,7 @@
       </w:r>
       <w:r>
         <w:rPr/>
-        <w:t xml:space="preserve"> případ 1: pokud rcComputeControl.rcmCostCriteria.rtueTollroadAffinity nemá nastaveny žádné priority, tak bude vybrána trasa A. V případě, že je nastaveno AVOID_TOLLROADS, bude vybrána cesta B. Jestliže je nastaveno PROHIBIT_TOLLROADS bude vybrána cesta C. Ve všech těchto případech bConstraintsRelaxed bude nastaveno na FALSE, protože nebylo poveleno žádné omezení. </w:t>
+        <w:t xml:space="preserve"> případ 1: pokud rcComputeControl.rcmCostCriteria.rtueTollroadAffinity nemá nastaveny žádné priority, tak bude vybrána trasa A. V případě, že je nastaveno AVOID_TOLLROADS, bude vybrána cesta B. Jestliže je nastaveno PROHIBIT_TOLLROADS bude vybrána cesta C. Ve všech těchto případech bConstraintsRelaxed bude nastaveno na FALSE, protože nebylo povoleno žádné omezení. </w:t>
       </w:r>
     </w:p>
     <w:p>
@@ -4717,7 +4717,7 @@
           <w:b/>
           <w:i/>
         </w:rPr>
-        <w:t>Výpočet trasy na mapě s vícenásobnými cíly (MapComputePathsMultipleDestinations)</w:t>
+        <w:t xml:space="preserve">Výpočet trasy na mapě s vícenásobnými cíli (MapComputePathsMultipleDestinations)</w:t>
       </w:r>
       <w:r>
         <w:rPr>

--- a/extrakty/doc/TC278WG7/extract_17267_(2009).docx
+++ b/extrakty/doc/TC278WG7/extract_17267_(2009).docx
@@ -214,7 +214,7 @@
       <w:r>
         <w:rPr/>
         <w:tab/>
-        <w:t>179 stran</w:t>
+        <w:t xml:space="preserve">Vydána 2009, 179 stran</w:t>
       </w:r>
     </w:p>
     <w:p>
@@ -282,6 +282,24 @@
       <w:pPr>
         <w:pStyle w:val="Textnormy"/>
         <w:rPr>
+          <w:rFonts w:eastAsia="Arial"/>
+          <w:spacing w:val="-4"/>
+          <w:lang w:eastAsia="ar-SA"/>
+        </w:rPr>
+      </w:pPr>
+      <w:r>
+        <w:rPr>
+          <w:rFonts w:eastAsia="Arial"/>
+          <w:spacing w:val="-4"/>
+          <w:lang w:eastAsia="ar-SA"/>
+        </w:rPr>
+        <w:t xml:space="preserve">Poznámka: Extrakt uvádí vybrané kapitoly popisovaného dokumentu a přejímá původní číslování kapitol.</w:t>
+      </w:r>
+    </w:p>
+    <w:p>
+      <w:pPr>
+        <w:pStyle w:val="Textnormy"/>
+        <w:rPr>
           <w:b/>
           <w:sz w:val="22"/>
           <w:szCs w:val="22"/>
@@ -367,7 +385,7 @@
           <w:sz w:val="22"/>
           <w:szCs w:val="22"/>
         </w:rPr>
-        <w:t>Souvisící normy</w:t>
+        <w:t xml:space="preserve">2 Souvisící normy</w:t>
       </w:r>
     </w:p>
     <w:p>
@@ -642,6 +660,24 @@
       <w:pPr>
         <w:pStyle w:val="Textnormy"/>
         <w:rPr>
+          <w:rFonts w:eastAsia="Arial"/>
+          <w:spacing w:val="-4"/>
+          <w:lang w:eastAsia="ar-SA"/>
+        </w:rPr>
+      </w:pPr>
+      <w:r>
+        <w:rPr>
+          <w:rFonts w:eastAsia="Arial"/>
+          <w:spacing w:val="-4"/>
+          <w:lang w:eastAsia="ar-SA"/>
+        </w:rPr>
+        <w:t xml:space="preserve">Další termíny a zkratky z oboru ITS jsou obsaženy ve slovníku ITS terminology.</w:t>
+      </w:r>
+    </w:p>
+    <w:p>
+      <w:pPr>
+        <w:pStyle w:val="Textnormy"/>
+        <w:rPr>
           <w:b/>
           <w:sz w:val="22"/>
           <w:szCs w:val="22"/>
@@ -653,7 +689,7 @@
           <w:sz w:val="22"/>
           <w:szCs w:val="22"/>
         </w:rPr>
-        <w:t>4 Zkratky</w:t>
+        <w:t xml:space="preserve">4 Symboly a zkratky</w:t>
       </w:r>
     </w:p>
     <w:p>
@@ -664,6 +700,24 @@
       <w:r>
         <w:rPr/>
         <w:t>Pro účely této normy je definováno devět zkratek.</w:t>
+      </w:r>
+    </w:p>
+    <w:p>
+      <w:pPr>
+        <w:pStyle w:val="Textnormy"/>
+        <w:rPr>
+          <w:rFonts w:eastAsia="Arial"/>
+          <w:spacing w:val="-4"/>
+          <w:lang w:eastAsia="ar-SA"/>
+        </w:rPr>
+      </w:pPr>
+      <w:r>
+        <w:rPr>
+          <w:rFonts w:eastAsia="Arial"/>
+          <w:spacing w:val="-4"/>
+          <w:lang w:eastAsia="ar-SA"/>
+        </w:rPr>
+        <w:t xml:space="preserve">Další termíny a zkratky z oboru ITS jsou obsaženy ve slovníku ITS terminology (www.ITSterminology.org).</w:t>
       </w:r>
     </w:p>
     <w:p>
@@ -4483,7 +4537,7 @@
             </wp:cNvGraphicFramePr>
             <a:graphic xmlns:a="http://schemas.openxmlformats.org/drawingml/2006/main">
               <a:graphicData uri="http://schemas.openxmlformats.org/drawingml/2006/picture">
-                <pic:pic xmlns:pic="http://schemas.openxmlformats.org/drawingml/2006/picture">
+                <pic:pic>
                   <pic:nvPicPr>
                     <pic:cNvPr id="17" name="Image1"/>
                     <pic:cNvPicPr>
@@ -4564,7 +4618,7 @@
             </wp:cNvGraphicFramePr>
             <a:graphic xmlns:a="http://schemas.openxmlformats.org/drawingml/2006/main">
               <a:graphicData uri="http://schemas.openxmlformats.org/drawingml/2006/picture">
-                <pic:pic xmlns:pic="http://schemas.openxmlformats.org/drawingml/2006/picture">
+                <pic:pic>
                   <pic:nvPicPr>
                     <pic:cNvPr id="18" name="Image2"/>
                     <pic:cNvPicPr>

--- a/extrakty/doc/TC278WG7/extract_17267_(2009).docx
+++ b/extrakty/doc/TC278WG7/extract_17267_(2009).docx
@@ -27,7 +27,7 @@
           <w:sz w:val="40"/>
           <w:szCs w:val="40"/>
         </w:rPr>
-        <w:t>EXTRAKT z mezinárodní normy</w:t>
+        <w:t xml:space="preserve">EXTRAKT z mezinárodní normy ISO</w:t>
       </w:r>
     </w:p>
     <w:p>
@@ -183,9 +183,9 @@
             </w:pPr>
             <w:r>
               <w:rPr/>
-              <w:t>ISO</w:t>
+              <w:t xml:space="preserve">ISO 17267</w:t>
               <w:br/>
-              <w:t>17267</w:t>
+              <w:t/>
               <w:br/>
             </w:r>
           </w:p>
@@ -197,7 +197,7 @@
             </w:pPr>
             <w:r>
               <w:rPr/>
-              <w:t>01 8283</w:t>
+              <w:t xml:space="preserve"/>
             </w:r>
           </w:p>
         </w:tc>
@@ -214,7 +214,7 @@
       <w:r>
         <w:rPr/>
         <w:tab/>
-        <w:t xml:space="preserve">Vydána 2009, 179 stran</w:t>
+        <w:t xml:space="preserve">Vydána 2009, 139 stran</w:t>
       </w:r>
     </w:p>
     <w:p>
